--- a/rapports/16_02_2026/TRAORE/coh_EQ19_sup_111202020047.docx
+++ b/rapports/16_02_2026/TRAORE/coh_EQ19_sup_111202020047.docx
@@ -25,7 +25,7 @@
         <w:br/>
         <w:t>Grappe: 111202020047</w:t>
         <w:br/>
-        <w:t>Date: 16/02/2026 a 12:40</w:t>
+        <w:t>Date: 16/02/2026 a 12:58</w:t>
       </w:r>
     </w:p>
     <w:p/>

--- a/rapports/16_02_2026/TRAORE/coh_EQ19_sup_111202020047.docx
+++ b/rapports/16_02_2026/TRAORE/coh_EQ19_sup_111202020047.docx
@@ -25,7 +25,7 @@
         <w:br/>
         <w:t>Grappe: 111202020047</w:t>
         <w:br/>
-        <w:t>Date: 16/02/2026 a 12:58</w:t>
+        <w:t>Date: 16/02/2026 a 13:05</w:t>
       </w:r>
     </w:p>
     <w:p/>
@@ -940,7 +940,7 @@
         <w:rPr>
           <w:sz w:val="20"/>
         </w:rPr>
-        <w:t>- Attention ! Le prix unitaire d'achat (100 Fcfa) de Patate douce en Morceau (Portion) (Petit) est relativement élevé par rapport aux autres prix observés dans cette zone. Prière de corriger ou de confirmer avec le QG. Avertissement!! La quantité (4 litre) du produit Huile de soja  consommée  par le ménage semble très élevé, prière de corriger ou confirmer avec le QG. Avertissement!!! Le ménage a consommé 7 Paquet Petit de Thé en sachet, cette quantité semble anormale pour une consommation des 7 derniers jours.Prière de corriger ou de confirmer avec le QG. Avertissement!! le prix unitaire (100 Fcfa) de Thé en sachet (unité: Paquet) de taille Petit est très faible ou élevé. Prière de corriger ou de confirmer avec le QG. Incohérence!! Dans ce ménage, chaque individus consomme par jour 51.67822 Kg  de cereale; Prière de revoir les quantités prises de ces produits. Incohérence!! Dans ce ménage, chaque individus consomme par jour 51.67822 Kg  de cereale; Prière de revoir les quantités prises de ces produits. Attention ! Le prix unitaire d'achat (700 Fcfa) de Mil en Kg (taille unique) est relativement élevé par rapport aux autres prix observés dans cette zone. Prière de corriger ou de confirmer avec le QG.</w:t>
+        <w:t>- Avertissement!! La quantité (4 litre) du produit Huile de soja  consommée  par le ménage semble très élevé, prière de corriger ou confirmer avec le QG. Avertissement!!! Le ménage a consommé 7 Paquet Petit de Thé en sachet, cette quantité semble anormale pour une consommation des 7 derniers jours.Prière de corriger ou de confirmer avec le QG. Avertissement!! le prix unitaire (100 Fcfa) de Thé en sachet (unité: Paquet) de taille Petit est très faible ou élevé. Prière de corriger ou de confirmer avec le QG. Incohérence!! Dans ce ménage, chaque individus consomme par jour 97.04858 Kg  de cereale; Prière de revoir les quantités prises de ces produits. Incohérence!! Dans ce ménage, chaque individus consomme par jour 97.04858 Kg  de cereale; Prière de revoir les quantités prises de ces produits. Attention ! Le prix unitaire d'achat (700 Fcfa) de Mil en Kg (taille unique) est relativement élevé par rapport aux autres prix observés dans cette zone. Prière de corriger ou de confirmer avec le QG.</w:t>
       </w:r>
     </w:p>
     <w:p>
@@ -1462,7 +1462,7 @@
         </w:rPr>
         <w:t xml:space="preserve">- Peu probable! ABLAYE GUEYE  n'arrive pas  à comprendre un petit texte lu dans une langue locale (s02q03). Veuillez corriger ou donner des explications au QG. Peu probable! ABLAYE GUEYE  ne sait ni lire, ni écrire, ni comprendre dans aucune des langues  (s02q01,s02q02,s02q03). Veuillez corriger ou donner des explications au QG. </w:t>
         <w:br/>
-        <w:t xml:space="preserve">- Peu probable! FATY NIANG  n'arrive pas  à comprendre un petit texte lu dans une langue locale (s02q03). Veuillez corriger ou donner des explications au QG. Dans les milieux urbains c'est peu probable de voir une école dont les élèves ou étudiants ne dépensent pas en frais d'uniformes, prière de verifier pour FATY NIANG et corriger ou confirmer avec le QG. </w:t>
+        <w:t xml:space="preserve">- Peu probable! FATY NIANG  n'arrive pas  à comprendre un petit texte lu dans une langue locale (s02q03). Veuillez corriger ou donner des explications au QG. Dans les milieux urbains c'est peu probable de voir une école dont les élèves ou étudiants ne dépensent pas en frais d'uniformes, prière de verifier pour FATY NIANG et corriger ou confirmer avec le QG. Attention ! Le frais de scolarité (7000 Fcfa) de FATY NIANG en 4ème année de Secondaire 1 (Moyen) Général est relativement élevé par rapport aux autres frais de scolarités observés dans cette zone. Prière de corriger ou de confirmer avec le QG. </w:t>
         <w:br/>
         <w:t xml:space="preserve">- Peu probable! HABI NIANG  n'arrive pas  à comprendre un petit texte lu dans une langue locale (s02q03). Veuillez corriger ou donner des explications au QG. Dans les milieux urbains c'est peu probable de voir une école dont les élèves ou étudiants ne dépensent pas en frais d'uniformes, prière de verifier pour HABI NIANG et corriger ou confirmer avec le QG. Le montant des frais de cantines ou de restauration pour l'année scolaire de HABI NIANG est faible ou élevé. veuillez, s'il vous plait, confirmer ces informations avec le QG ou apporter les corrections nécessaires. </w:t>
         <w:br/>
@@ -1556,7 +1556,7 @@
         <w:rPr>
           <w:sz w:val="20"/>
         </w:rPr>
-        <w:t>- Attention ! Le prix unitaire d'achat (50 Fcfa) de Choux en Morceau (Portion) (Petit) est relativement faible par rapport aux autres prix observés dans cette zone. Prière de corriger ou de confirmer avec le QG. Attention ! Soupçons de quantité anormale! Le ménage de ALASSANE NIANG avec une taille de 7 personnes a consommé 14 Sachets en Petit de Poivre qui est relativement élevé comme consommation par rapport à la condition de vie des autres ménages de même taille dans cette zone. Prière de corriger ou de confirmer avec le QG. Avertissement!!! Le ménage a consommé 21 Sachets Petit de Sucre en poudre , cette quantité semble anormale pour une consommation des 7 derniers jours.Prière de corriger ou de confirmer avec le QG. Avertissement!!! Le ménage a consommé 7 Paquet Petit de Thé en sachet, cette quantité semble anormale pour une consommation des 7 derniers jours.Prière de corriger ou de confirmer avec le QG. Avertissement!! le prix unitaire (100 Fcfa) de Thé en sachet (unité: Paquet) de taille Petit est très faible ou élevé. Prière de corriger ou de confirmer avec le QG. Incohérence!! Dans ce ménage, chaque individus consomme par jour 38.91857 Kg  de cereale; Prière de revoir les quantités prises de ces produits.</w:t>
+        <w:t>- Attention ! Le prix unitaire d'achat (25 Fcfa) de Café en poudre soluble en Sachets industriel (Petit) est relativement faible par rapport aux autres prix observés dans cette zone. Prière de corriger ou de confirmer avec le QG. Attention ! Soupçons de quantité anormale! Le ménage de ALASSANE NIANG avec une taille de 7 personnes a consommé 14 Sachets en Petit de Poivre qui est relativement élevé comme consommation par rapport à la condition de vie des autres ménages de même taille dans cette zone. Prière de corriger ou de confirmer avec le QG. Avertissement!!! Le ménage a consommé 21 Sachets Petit de Sucre en poudre , cette quantité semble anormale pour une consommation des 7 derniers jours.Prière de corriger ou de confirmer avec le QG. Avertissement!!! Le ménage a consommé 7 Paquet Petit de Thé en sachet, cette quantité semble anormale pour une consommation des 7 derniers jours.Prière de corriger ou de confirmer avec le QG. Avertissement!! le prix unitaire (100 Fcfa) de Thé en sachet (unité: Paquet) de taille Petit est très faible ou élevé. Prière de corriger ou de confirmer avec le QG. Incohérence!! Dans ce ménage, chaque individus consomme par jour 62.82163 Kg  de cereale; Prière de revoir les quantités prises de ces produits.</w:t>
       </w:r>
     </w:p>
     <w:p>
@@ -2289,7 +2289,7 @@
         <w:rPr>
           <w:sz w:val="20"/>
         </w:rPr>
-        <w:t>- La dernière fois que vous avez acheté Arachides grillées décortiquées est ETAL et semble exister dans les modalités, prière de prendre attache avec le QG pour plus d'explication afin de la classer bien. Attention ! Le prix unitaire d'achat (25 Fcfa) de Piment frais en Pièce (Petit) est relativement faible par rapport aux autres prix observés dans cette zone. Prière de corriger ou de confirmer avec le QG. Attention ! Le prix unitaire d'achat (25 Fcfa) de Poivre en Sachets (Petit) est relativement faible par rapport aux autres prix observés dans cette zone. Prière de corriger ou de confirmer avec le QG. Attention ! Le prix unitaire d'achat (250 Fcfa) de Concentré de tomate en Sachets industriel (Moyen) est relativement élevé par rapport aux autres prix observés dans cette zone. Prière de corriger ou de confirmer avec le QG. Attention ! Le prix unitaire d'achat (33.33333 Fcfa) de Citron en Pièce (Petit) est relativement faible par rapport aux autres prix observés dans cette zone. Prière de corriger ou de confirmer avec le QG. Avertissement!! La quantité (4.5 litre) du produit Huile de soja  consommée  par le ménage semble très élevé, prière de corriger ou confirmer avec le QG. Avertissement!!! Le ménage a consommé 12 Morceau (Portion) Petit de Poisson de mer séché (yayeboye), cette quantité semble anormale pour une consommation des 7 derniers jours.Prière de corriger ou de confirmer avec le QG. Avertissement!!! Le ménage a consommé 14 Pièce Petit de Caramel, bonbons, confiseries, etc., cette quantité semble anormale pour une consommation des 7 derniers jours.Prière de corriger ou de confirmer avec le QG. Avertissement!!! Le ménage a consommé 7 Paquet Moyen de Thé en sachet, cette quantité semble anormale pour une consommation des 7 derniers jours.Prière de corriger ou de confirmer avec le QG. Avertissement!! le prix unitaire (125 Fcfa) de Thé en sachet (unité: Paquet) de taille Moyen est très faible ou élevé. Prière de corriger ou de confirmer avec le QG. Difficile de consommer le Sel en Boite (Autre que la boite/pot de tomate) Moyen prière de verifier. Incohérence!! Dans ce ménage, chaque individus consomme par jour 24.96127 Kg  de cereale; Prière de revoir les quantités prises de ces produits.</w:t>
+        <w:t>- La dernière fois que vous avez acheté Arachides grillées décortiquées est ETAL et semble exister dans les modalités, prière de prendre attache avec le QG pour plus d'explication afin de la classer bien. Attention ! Le prix unitaire d'achat (25 Fcfa) de Poivre en Sachets (Petit) est relativement faible par rapport aux autres prix observés dans cette zone. Prière de corriger ou de confirmer avec le QG. Attention ! Le prix unitaire d'achat (250 Fcfa) de Concentré de tomate en Sachets industriel (Moyen) est relativement élevé par rapport aux autres prix observés dans cette zone. Prière de corriger ou de confirmer avec le QG. Attention ! Le prix unitaire d'achat (33.33333 Fcfa) de Citron en Pièce (Petit) est relativement faible par rapport aux autres prix observés dans cette zone. Prière de corriger ou de confirmer avec le QG. Avertissement!! La quantité (4.5 litre) du produit Huile de soja  consommée  par le ménage semble très élevé, prière de corriger ou confirmer avec le QG. Avertissement!!! Le ménage a consommé 12 Morceau (Portion) Petit de Poisson de mer séché (yayeboye), cette quantité semble anormale pour une consommation des 7 derniers jours.Prière de corriger ou de confirmer avec le QG. Avertissement!!! Le ménage a consommé 14 Pièce Petit de Caramel, bonbons, confiseries, etc., cette quantité semble anormale pour une consommation des 7 derniers jours.Prière de corriger ou de confirmer avec le QG. Avertissement!!! Le ménage a consommé 7 Paquet Moyen de Thé en sachet, cette quantité semble anormale pour une consommation des 7 derniers jours.Prière de corriger ou de confirmer avec le QG. Avertissement!! le prix unitaire (125 Fcfa) de Thé en sachet (unité: Paquet) de taille Moyen est très faible ou élevé. Prière de corriger ou de confirmer avec le QG. Difficile de consommer le Sel en Boite (Autre que la boite/pot de tomate) Moyen prière de verifier. Incohérence!! Dans ce ménage, chaque individus consomme par jour 44.12571 Kg  de cereale; Prière de revoir les quantités prises de ces produits.</w:t>
       </w:r>
     </w:p>
     <w:p>
@@ -3482,7 +3482,7 @@
         <w:br/>
         <w:t xml:space="preserve">- Peu probable! KARDIATOU MAMOUR SALL  n'arrive pas  à comprendre un petit texte lu dans une langue locale (s02q03). Veuillez corriger ou donner des explications au QG. Peu probable! KARDIATOU MAMOUR SALL  ne sait ni lire, ni écrire, ni comprendre dans aucune des langues  (s02q01,s02q02,s02q03). Veuillez corriger ou donner des explications au QG. </w:t>
         <w:br/>
-        <w:t xml:space="preserve">- Peu probable! MOUHAMADOU DAHA  KA  n'arrive pas  à comprendre un petit texte lu dans une langue locale (s02q03). Veuillez corriger ou donner des explications au QG. Dans les milieux urbains c'est peu probable de voir une école dont les élèves ou étudiants ne dépensent pas en frais d'uniformes, prière de verifier pour MOUHAMADOU DAHA  KA et corriger ou confirmer avec le QG. Attention ! Le frais de scolarité (1000 Fcfa) de MOUHAMADOU DAHA  KA en 5ème année de Primaire est relativement faible par rapport aux autres frais de scolarités observés dans cette zone. Prière de corriger ou de confirmer avec le QG. </w:t>
+        <w:t xml:space="preserve">- Peu probable! MOUHAMADOU DAHA  KA  n'arrive pas  à comprendre un petit texte lu dans une langue locale (s02q03). Veuillez corriger ou donner des explications au QG. Dans les milieux urbains c'est peu probable de voir une école dont les élèves ou étudiants ne dépensent pas en frais d'uniformes, prière de verifier pour MOUHAMADOU DAHA  KA et corriger ou confirmer avec le QG. </w:t>
         <w:br/>
         <w:t xml:space="preserve">- Peu probable! OUMAR KA  n'arrive pas  à comprendre un petit texte lu dans une langue locale (s02q03). Veuillez corriger ou donner des explications au QG. Peu probable! OUMAR KA  ne sait ni lire, ni écrire, ni comprendre dans aucune des langues  (s02q01,s02q02,s02q03). Veuillez corriger ou donner des explications au QG. </w:t>
         <w:br/>
@@ -3540,7 +3540,7 @@
         <w:rPr>
           <w:sz w:val="20"/>
         </w:rPr>
-        <w:t>- La dernière fois que vous avez acheté Lait caillé est A DOMICILE et semble exister dans les modalités, prière de prendre attache avec le QG pour plus d'explication afin de la classer bien. Attention ! Le prix unitaire d'achat (200 Fcfa) de Choux en Morceau (Portion) (Petit) est relativement élevé par rapport aux autres prix observés dans cette zone. Prière de corriger ou de confirmer avec le QG. Attention ! Le prix unitaire d'achat (50 Fcfa) de Courge en Pièce (Petit) est relativement faible par rapport aux autres prix observés dans cette zone. Prière de corriger ou de confirmer avec le QG. Attention ! Le prix unitaire d'achat (700 Fcfa) de Pomme de terre en Kg (taille unique) est relativement élevé par rapport aux autres prix observés dans cette zone. Prière de corriger ou de confirmer avec le QG. Avertissement!! La quantité (7 litre) du produit Huile de soja  consommée  par le ménage semble très élevé, prière de corriger ou confirmer avec le QG. Avertissement!!! Le ménage a consommé 1 Paquet Grand de Thé en sachet, cette quantité semble anormale pour une consommation des 7 derniers jours.Prière de corriger ou de confirmer avec le QG. Avertissement!! le prix unitaire (800 Fcfa) de Thé en sachet (unité: Paquet) de taille Grand est très faible ou élevé. Prière de corriger ou de confirmer avec le QG. Incohérence!! Dans ce ménage, chaque individus consomme par jour 17.33388 Kg  de cereale; Prière de revoir les quantités prises de ces produits.</w:t>
+        <w:t>- La dernière fois que vous avez acheté Lait caillé est A DOMICILE et semble exister dans les modalités, prière de prendre attache avec le QG pour plus d'explication afin de la classer bien. Attention ! Le prix unitaire d'achat (100 Fcfa) de Piment séché en Sachets (Petit) est relativement élevé par rapport aux autres prix observés dans cette zone. Prière de corriger ou de confirmer avec le QG. Attention ! Le prix unitaire d'achat (100 Fcfa) de Poivron frais en Pièce (Petit) est relativement élevé par rapport aux autres prix observés dans cette zone. Prière de corriger ou de confirmer avec le QG. Attention ! Le prix unitaire d'achat (50 Fcfa) de Courge en Pièce (Petit) est relativement faible par rapport aux autres prix observés dans cette zone. Prière de corriger ou de confirmer avec le QG. Attention ! Le prix unitaire d'achat (700 Fcfa) de Pomme de terre en Kg (taille unique) est relativement élevé par rapport aux autres prix observés dans cette zone. Prière de corriger ou de confirmer avec le QG. Avertissement!! La quantité (7 litre) du produit Huile de soja  consommée  par le ménage semble très élevé, prière de corriger ou confirmer avec le QG. Avertissement!!! Le ménage a consommé 1 Paquet Grand de Thé en sachet, cette quantité semble anormale pour une consommation des 7 derniers jours.Prière de corriger ou de confirmer avec le QG. Avertissement!! le prix unitaire (800 Fcfa) de Thé en sachet (unité: Paquet) de taille Grand est très faible ou élevé. Prière de corriger ou de confirmer avec le QG. Incohérence!! Dans ce ménage, chaque individus consomme par jour 28.11286 Kg  de cereale; Prière de revoir les quantités prises de ces produits.</w:t>
       </w:r>
     </w:p>
     <w:p>
@@ -4045,7 +4045,7 @@
         <w:br/>
         <w:t xml:space="preserve">- Peu probable! AMADOU KALIDOU COULIBALI  n'arrive pas  à comprendre un petit texte lu dans une langue locale (s02q03). Veuillez corriger ou donner des explications au QG. </w:t>
         <w:br/>
-        <w:t xml:space="preserve">- Peu probable! AMINATA AMADOU COULIBALY  n'arrive pas  à comprendre un petit texte lu dans une langue locale (s02q03). Veuillez corriger ou donner des explications au QG. Dans les milieux urbains c'est peu probable de voir une école dont les élèves ou étudiants ne dépensent pas en frais d'uniformes, prière de verifier pour AMINATA AMADOU COULIBALY et corriger ou confirmer avec le QG. </w:t>
+        <w:t xml:space="preserve">- Peu probable! AMINATA AMADOU COULIBALY  n'arrive pas  à comprendre un petit texte lu dans une langue locale (s02q03). Veuillez corriger ou donner des explications au QG. Dans les milieux urbains c'est peu probable de voir une école dont les élèves ou étudiants ne dépensent pas en frais d'uniformes, prière de verifier pour AMINATA AMADOU COULIBALY et corriger ou confirmer avec le QG. Attention ! Le frais de scolarité (4000 Fcfa) de AMINATA AMADOU COULIBALY en 6ème année de Primaire est relativement élevé par rapport aux autres frais de scolarités observés dans cette zone. Prière de corriger ou de confirmer avec le QG. </w:t>
         <w:br/>
         <w:t xml:space="preserve">- Peu probable! COUDI SOW  n'arrive pas  à comprendre un petit texte lu dans une langue locale (s02q03). Veuillez corriger ou donner des explications au QG. </w:t>
         <w:br/>
@@ -4145,7 +4145,7 @@
         <w:rPr>
           <w:sz w:val="20"/>
         </w:rPr>
-        <w:t>- Attention ! Le prix unitaire d'achat (50 Fcfa) de Carotte en Pièce (Petit) est relativement faible par rapport aux autres prix observés dans cette zone. Prière de corriger ou de confirmer avec le QG. Attention ! Le prix unitaire d'achat (50 Fcfa) de Choux en Morceau (Portion) (Petit) est relativement faible par rapport aux autres prix observés dans cette zone. Prière de corriger ou de confirmer avec le QG. Attention ! Soupçons de quantité anormale! Le ménage de AMADOU KALIDOU COULIBALY avec une taille de 14 personnes a consommé 14 Sachets en Petit de Poivre qui est relativement élevé comme consommation par rapport à la condition de vie des autres ménages de même taille dans cette zone. Prière de corriger ou de confirmer avec le QG. Avertissement!!! Le ménage a consommé 1 Paquet Moyen de Thé en sachet, cette quantité semble anormale pour une consommation des 7 derniers jours.Prière de corriger ou de confirmer avec le QG. Avertissement!!! Le ménage a consommé 13 Morceau (Portion) Petit de Carpe séchée, cette quantité semble anormale pour une consommation des 7 derniers jours.Prière de corriger ou de confirmer avec le QG. Avertissement!!! Le ménage a consommé 35 Pièce Moyen de Oignon frais, cette quantité semble anormale pour une consommation des 7 derniers jours.Prière de corriger ou de confirmer avec le QG. Attention ! Le prix unitaire d'achat (40 Fcfa) de Oignon frais en Pièce (Moyen) est relativement faible par rapport aux autres prix observés dans cette zone. Prière de corriger ou de confirmer avec le QG. Avertissement!!!Le ménage a consommé 105 miche de Moyen de Pain traditionnel (Baguette)  ce qui semble incoherent pour une consommation aucours des 7 derniers jours, prière de verifier et corriger. Le prix d'achat unitaire (350 Fcfa) de Riz importé parfumé en Sac (50 Kg) de taille taille unique est très faible, prière de regarder les reponses prises dans les questions s07bq07a s07bq07b s07bq07c s07bq08 pour mieux corriger. Attention ! Le prix unitaire d'achat (350 Fcfa) de Riz importé parfumé en Sac (50 Kg) (taille unique) est relativement faible par rapport aux autres prix observés dans cette zone. Prière de corriger ou de confirmer avec le QG.</w:t>
+        <w:t>- Attention ! Le prix unitaire d'achat (42.85714 Fcfa) de Noix de cola en Pièce (Petit) est relativement faible par rapport aux autres prix observés dans cette zone. Prière de corriger ou de confirmer avec le QG. Attention ! Le prix unitaire d'achat (50 Fcfa) de Carotte en Pièce (Petit) est relativement faible par rapport aux autres prix observés dans cette zone. Prière de corriger ou de confirmer avec le QG. Attention ! Soupçons de quantité anormale! Le ménage de AMADOU KALIDOU COULIBALY avec une taille de 14 personnes a consommé 14 Sachets en Petit de Poivre qui est relativement élevé comme consommation par rapport à la condition de vie des autres ménages de même taille dans cette zone. Prière de corriger ou de confirmer avec le QG. Avertissement!!! Le ménage a consommé 1 Paquet Moyen de Thé en sachet, cette quantité semble anormale pour une consommation des 7 derniers jours.Prière de corriger ou de confirmer avec le QG. Avertissement!!! Le ménage a consommé 13 Morceau (Portion) Petit de Carpe séchée, cette quantité semble anormale pour une consommation des 7 derniers jours.Prière de corriger ou de confirmer avec le QG. Avertissement!!! Le ménage a consommé 35 Pièce Moyen de Oignon frais, cette quantité semble anormale pour une consommation des 7 derniers jours.Prière de corriger ou de confirmer avec le QG. Attention ! Le prix unitaire d'achat (40 Fcfa) de Oignon frais en Pièce (Moyen) est relativement faible par rapport aux autres prix observés dans cette zone. Prière de corriger ou de confirmer avec le QG. Avertissement!!!Le ménage a consommé 105 miche de Moyen de Pain traditionnel (Baguette)  ce qui semble incoherent pour une consommation aucours des 7 derniers jours, prière de verifier et corriger. Le prix d'achat unitaire (350 Fcfa) de Riz importé parfumé en Sac (50 Kg) de taille taille unique est très faible, prière de regarder les reponses prises dans les questions s07bq07a s07bq07b s07bq07c s07bq08 pour mieux corriger. Attention ! Le prix unitaire d'achat (350 Fcfa) de Riz importé parfumé en Sac (50 Kg) (taille unique) est relativement faible par rapport aux autres prix observés dans cette zone. Prière de corriger ou de confirmer avec le QG.</w:t>
       </w:r>
     </w:p>
     <w:p>
@@ -4869,7 +4869,7 @@
         <w:rPr>
           <w:sz w:val="20"/>
         </w:rPr>
-        <w:t>- Attention ! Le prix unitaire d'achat (25 Fcfa) de Concentré de tomate en Sachets industriel (Moyen) est relativement faible par rapport aux autres prix observés dans cette zone. Prière de corriger ou de confirmer avec le QG. Attention ! Le prix unitaire d'achat (50 Fcfa) de Lait en poudre en Sachets (Petit) est relativement faible par rapport aux autres prix observés dans cette zone. Prière de corriger ou de confirmer avec le QG. Avertissement!!! Le ménage a consommé 21 Cuillère Petit de Chocolat pâte à tartiner, cette quantité semble anormale pour une consommation des 7 derniers jours.Prière de corriger ou de confirmer avec le QG. Avertissement!!! Le ménage a consommé 21 Sachets Petit de Sucre en poudre , cette quantité semble anormale pour une consommation des 7 derniers jours.Prière de corriger ou de confirmer avec le QG. Avertissement!!! Le ménage a consommé 7 Paquet Petit de Thé en sachet, cette quantité semble anormale pour une consommation des 7 derniers jours.Prière de corriger ou de confirmer avec le QG. Avertissement!! le prix unitaire (100 Fcfa) de Thé en sachet (unité: Paquet) de taille Petit est très faible ou élevé. Prière de corriger ou de confirmer avec le QG. Incohérence!! Dans ce ménage, chaque individus consomme par jour 29.4146 Kg  de cereale; Prière de revoir les quantités prises de ces produits.</w:t>
+        <w:t>- Attention ! Le prix unitaire d'achat (100 Fcfa) de Huile de soja  en cup/gobelet (Petit) est relativement faible par rapport aux autres prix observés dans cette zone. Prière de corriger ou de confirmer avec le QG. Attention ! Le prix unitaire d'achat (25 Fcfa) de Concentré de tomate en Sachets industriel (Moyen) est relativement faible par rapport aux autres prix observés dans cette zone. Prière de corriger ou de confirmer avec le QG. Attention ! Soupçons de quantité anormale! Le ménage de ALI KEITA avec une taille de 9 personnes a consommé 14 Pièce en Petit de Citron qui est relativement élevé comme consommation par rapport à la condition de vie des autres ménages de même taille dans cette zone. Prière de corriger ou de confirmer avec le QG. Attention ! Soupçons de quantité anormale! Le ménage de ALI KEITA avec une taille de 9 personnes a consommé 18 Sachets en Petit de Arachides pilées qui est relativement élevé comme consommation par rapport à la condition de vie des autres ménages de même taille dans cette zone. Prière de corriger ou de confirmer avec le QG. Avertissement!!! Le ménage a consommé 21 Cuillère Petit de Chocolat pâte à tartiner, cette quantité semble anormale pour une consommation des 7 derniers jours.Prière de corriger ou de confirmer avec le QG. Avertissement!!! Le ménage a consommé 21 Sachets Petit de Sucre en poudre , cette quantité semble anormale pour une consommation des 7 derniers jours.Prière de corriger ou de confirmer avec le QG. Avertissement!!! Le ménage a consommé 7 Paquet Petit de Thé en sachet, cette quantité semble anormale pour une consommation des 7 derniers jours.Prière de corriger ou de confirmer avec le QG. Avertissement!! le prix unitaire (100 Fcfa) de Thé en sachet (unité: Paquet) de taille Petit est très faible ou élevé. Prière de corriger ou de confirmer avec le QG. Incohérence!! Dans ce ménage, chaque individus consomme par jour 50.88683 Kg  de cereale; Prière de revoir les quantités prises de ces produits.</w:t>
       </w:r>
     </w:p>
     <w:p>
@@ -5410,7 +5410,7 @@
         <w:rPr>
           <w:sz w:val="20"/>
         </w:rPr>
-        <w:t>- La dernière fois que vous avez acheté Niébé/Haricots secs est MAISON VOISINE et semble exister dans les modalités, prière de prendre attache avec le QG pour plus d'explication afin de la classer bien. Attention ! Le prix unitaire d'achat (25 Fcfa) de Poivre en Sachets (Petit) est relativement faible par rapport aux autres prix observés dans cette zone. Prière de corriger ou de confirmer avec le QG. Avertissement!!! Le ménage a consommé 7 Paquet Moyen de Thé en sachet, cette quantité semble anormale pour une consommation des 7 derniers jours.Prière de corriger ou de confirmer avec le QG. Avertissement!!  le prix unitaire (800 Fcfa) de Thé en sachet en Carton de taille Moyen est très faible ou élevé. Prière de corriger ou de confirmer avec le QG. Le Thé en sachet n'est généralement pas vendu en Carton de taille Moyen mais plutôt en paquet prière de confirmer cette information auprès de l'enqueté et corriger si nécessaire. Avertissement!!! Le ménage a consommé 9 Morceau (Portion) Petit de Poisson de mer séché (yayeboye), cette quantité semble anormale pour une consommation des 7 derniers jours.Prière de corriger ou de confirmer avec le QG. Avertissement!!!Le ménage a consommé 47 Cuillère de Petit de Café en poudre soluble  ce qui semble incoherent pour une consommation aucours des 7 derniers jours, prière de verifier et corriger. Incohérence!! Dans ce ménage, chaque individus consomme par jour 46.58928 Kg  de cereale; Prière de revoir les quantités prises de ces produits.</w:t>
+        <w:t>- La dernière fois que vous avez acheté Niébé/Haricots secs est MAISON VOISINE et semble exister dans les modalités, prière de prendre attache avec le QG pour plus d'explication afin de la classer bien. Attention ! Le prix unitaire d'achat (25 Fcfa) de Poivre en Sachets (Petit) est relativement faible par rapport aux autres prix observés dans cette zone. Prière de corriger ou de confirmer avec le QG. Attention ! Soupçons de quantité anormale! Le ménage de SALAMATA LY avec une taille de 6 personnes a consommé 14 Sachets en Petit de Poivre qui est relativement élevé comme consommation par rapport à la condition de vie des autres ménages de même taille dans cette zone. Prière de corriger ou de confirmer avec le QG. Attention ! Soupçons de quantité anormale! Le ménage de SALAMATA LY avec une taille de 6 personnes a consommé 13 Sachets en Petit de Piment séché qui est relativement élevé comme consommation par rapport à la condition de vie des autres ménages de même taille dans cette zone. Prière de corriger ou de confirmer avec le QG. Attention ! Soupçons de quantité anormale! Le ménage de SALAMATA LY avec une taille de 6 personnes a consommé 14 Sachets en Petit de Ail qui est relativement élevé comme consommation par rapport à la condition de vie des autres ménages de même taille dans cette zone. Prière de corriger ou de confirmer avec le QG. Avertissement!!! Le ménage a consommé 7 Paquet Moyen de Thé en sachet, cette quantité semble anormale pour une consommation des 7 derniers jours.Prière de corriger ou de confirmer avec le QG. Avertissement!!  le prix unitaire (800 Fcfa) de Thé en sachet en Carton de taille Moyen est très faible ou élevé. Prière de corriger ou de confirmer avec le QG. Le Thé en sachet n'est généralement pas vendu en Carton de taille Moyen mais plutôt en paquet prière de confirmer cette information auprès de l'enqueté et corriger si nécessaire. Avertissement!!! Le ménage a consommé 9 Morceau (Portion) Petit de Poisson de mer séché (yayeboye), cette quantité semble anormale pour une consommation des 7 derniers jours.Prière de corriger ou de confirmer avec le QG. Avertissement!!!Le ménage a consommé 47 Cuillère de Petit de Café en poudre soluble  ce qui semble incoherent pour une consommation aucours des 7 derniers jours, prière de verifier et corriger. Incohérence!! Dans ce ménage, chaque individus consomme par jour 75.20834 Kg  de cereale; Prière de revoir les quantités prises de ces produits.</w:t>
       </w:r>
     </w:p>
     <w:p>
@@ -5953,7 +5953,7 @@
         <w:br/>
         <w:t xml:space="preserve">- Peu probable! AMINATA MAMADOU DIALLO  n'arrive pas  à comprendre un petit texte lu dans une langue locale (s02q03). Veuillez corriger ou donner des explications au QG. Peu probable! AMINATA MAMADOU DIALLO  ne sait ni lire, ni écrire, ni comprendre dans aucune des langues  (s02q01,s02q02,s02q03). Veuillez corriger ou donner des explications au QG. Peu plausible AMINATA MAMADOU DIALLO fréquente au minimum le fondamental 1 mais ne sait ni lire ni comprendre la langue française, prière de corriger ou de confirmer avec le QG merci. Dans les milieux urbains c'est peu probable de voir une école dont les élèves ou étudiants ne dépensent pas en frais d'uniformes, prière de verifier pour AMINATA MAMADOU DIALLO et corriger ou confirmer avec le QG. </w:t>
         <w:br/>
-        <w:t xml:space="preserve">- Peu probable! AWA NDIAYE  n'arrive pas  à comprendre un petit texte lu dans une langue locale (s02q03). Veuillez corriger ou donner des explications au QG. Dans les milieux urbains c'est peu probable de voir une école dont les élèves ou étudiants ne dépensent pas en frais d'uniformes, prière de verifier pour AWA NDIAYE et corriger ou confirmer avec le QG. </w:t>
+        <w:t xml:space="preserve">- Peu probable! AWA NDIAYE  n'arrive pas  à comprendre un petit texte lu dans une langue locale (s02q03). Veuillez corriger ou donner des explications au QG. Dans les milieux urbains c'est peu probable de voir une école dont les élèves ou étudiants ne dépensent pas en frais d'uniformes, prière de verifier pour AWA NDIAYE et corriger ou confirmer avec le QG. Attention ! Le frais de scolarité (7000 Fcfa) de AWA NDIAYE en 3ème année de Secondaire 1 (Moyen) Général est relativement élevé par rapport aux autres frais de scolarités observés dans cette zone. Prière de corriger ou de confirmer avec le QG. </w:t>
         <w:br/>
         <w:t xml:space="preserve">- Peu probable! FATOUMATA AMADOU DIALLO  n'arrive pas  à comprendre un petit texte lu dans une langue locale (s02q03). Veuillez corriger ou donner des explications au QG. Peu probable! FATOUMATA AMADOU DIALLO  ne sait ni lire, ni écrire, ni comprendre dans aucune des langues  (s02q01,s02q02,s02q03). Veuillez corriger ou donner des explications au QG. </w:t>
         <w:br/>
@@ -6011,7 +6011,7 @@
         <w:rPr>
           <w:sz w:val="20"/>
         </w:rPr>
-        <w:t>- La dernière fois que vous avez acheté Lait caillé est kiosque et semble exister dans les modalités, prière de prendre attache avec le QG pour plus d'explication afin de la classer bien. Attention ! Le prix unitaire d'achat (25 Fcfa) de Piment frais en Pièce (Petit) est relativement faible par rapport aux autres prix observés dans cette zone. Prière de corriger ou de confirmer avec le QG. Attention ! Le prix unitaire d'achat (60 Fcfa) de Concentré de tomate en Sachets industriel (Moyen) est relativement faible par rapport aux autres prix observés dans cette zone. Prière de corriger ou de confirmer avec le QG. Attention ! Soupçons de quantité anormale! Le ménage de MAMADOU ALASSANE DIALLO avec une taille de 11 personnes a consommé 7 Kg en taille unique de Sucre en poudre  qui est relativement élevé comme consommation par rapport à la condition de vie des autres ménages de même taille dans cette zone. Prière de corriger ou de confirmer avec le QG. Avertissement!!! Le ménage a consommé 1 Bidon 20l taille unique de Huile de soja , cette quantité semble anormale pour une consommation des 7 derniers jours, prière de verifier et corriger. Avertissement!!! Le ménage a consommé 28 Paquet Petit de Thé en sachet, cette quantité semble anormale pour une consommation des 7 derniers jours.Prière de corriger ou de confirmer avec le QG. Avertissement!! le prix unitaire (100 Fcfa) de Thé en sachet (unité: Paquet) de taille Petit est très faible ou élevé. Prière de corriger ou de confirmer avec le QG. Avertissement!!! Le ménage a consommé 8 Morceau (Portion) Moyen de Carpe séchée, cette quantité semble anormale pour une consommation des 7 derniers jours.Prière de corriger ou de confirmer avec le QG. Avertissement!!!Le ménage a consommé 49 miche de Moyen de Pain traditionnel (Baguette)  ce qui semble incoherent pour une consommation aucours des 7 derniers jours, prière de verifier et corriger.</w:t>
+        <w:t>- La dernière fois que vous avez acheté Lait caillé est kiosque et semble exister dans les modalités, prière de prendre attache avec le QG pour plus d'explication afin de la classer bien. Attention ! Le prix unitaire d'achat (60 Fcfa) de Concentré de tomate en Sachets industriel (Moyen) est relativement faible par rapport aux autres prix observés dans cette zone. Prière de corriger ou de confirmer avec le QG. Attention ! Soupçons de quantité anormale! Le ménage de MAMADOU ALASSANE DIALLO avec une taille de 11 personnes a consommé 7 Kg en taille unique de Sucre en poudre  qui est relativement élevé comme consommation par rapport à la condition de vie des autres ménages de même taille dans cette zone. Prière de corriger ou de confirmer avec le QG. Avertissement!!! Le ménage a consommé 1 Bidon 20l taille unique de Huile de soja , cette quantité semble anormale pour une consommation des 7 derniers jours, prière de verifier et corriger. Avertissement!!! Le ménage a consommé 28 Paquet Petit de Thé en sachet, cette quantité semble anormale pour une consommation des 7 derniers jours.Prière de corriger ou de confirmer avec le QG. Avertissement!! le prix unitaire (100 Fcfa) de Thé en sachet (unité: Paquet) de taille Petit est très faible ou élevé. Prière de corriger ou de confirmer avec le QG. Avertissement!!! Le ménage a consommé 8 Morceau (Portion) Moyen de Carpe séchée, cette quantité semble anormale pour une consommation des 7 derniers jours.Prière de corriger ou de confirmer avec le QG. Avertissement!!!Le ménage a consommé 49 miche de Moyen de Pain traditionnel (Baguette)  ce qui semble incoherent pour une consommation aucours des 7 derniers jours, prière de verifier et corriger.</w:t>
       </w:r>
     </w:p>
     <w:p>
@@ -6609,7 +6609,7 @@
         <w:rPr>
           <w:sz w:val="20"/>
         </w:rPr>
-        <w:t xml:space="preserve">- Dans les milieux urbains c'est peu probable de voir une école dont les élèves ou étudiants ne dépensent pas en frais d'uniformes, prière de verifier pour YOUMA LY KA et corriger ou confirmer avec le QG. Le montant des autres depenses pour l'année scolaire de YOUMA LY KA est faible ou élevé. veuillez, s'il vous plait, confirmer ces informations avec le QG ou apporter les corrections nécessaires. </w:t>
+        <w:t xml:space="preserve">- Dans les milieux urbains c'est peu probable de voir une école dont les élèves ou étudiants ne dépensent pas en frais d'uniformes, prière de verifier pour YOUMA LY KA et corriger ou confirmer avec le QG. Le montant des autres depenses pour l'année scolaire de YOUMA LY KA est faible ou élevé. veuillez, s'il vous plait, confirmer ces informations avec le QG ou apporter les corrections nécessaires. Attention ! Le frais de scolarité (6000 Fcfa) de YOUMA LY KA en 3ème année de Secondaire 1 (Moyen) Général est relativement élevé par rapport aux autres frais de scolarités observés dans cette zone. Prière de corriger ou de confirmer avec le QG. </w:t>
         <w:br/>
         <w:t xml:space="preserve">- Peu probable! ABOU BA  n'arrive pas  à comprendre un petit texte lu dans une langue locale (s02q03). Veuillez corriger ou donner des explications au QG. Peu probable! ABOU BA  ne sait ni lire, ni écrire, ni comprendre dans aucune des langues  (s02q01,s02q02,s02q03). Veuillez corriger ou donner des explications au QG. </w:t>
         <w:br/>
@@ -6684,7 +6684,7 @@
         <w:rPr>
           <w:sz w:val="20"/>
         </w:rPr>
-        <w:t>- Attention ! Le prix unitaire d'achat (2000 Fcfa) de Poivre en Sachets (Moyen) est relativement élevé par rapport aux autres prix observés dans cette zone. Prière de corriger ou de confirmer avec le QG. Attention ! Le prix unitaire d'achat (500 Fcfa) de Poireau en Tas (Moyen) est relativement élevé par rapport aux autres prix observés dans cette zone. Prière de corriger ou de confirmer avec le QG. Attention ! Le prix unitaire d'achat (500 Fcfa) de Tamarin noir en Sachets (Moyen) est relativement élevé par rapport aux autres prix observés dans cette zone. Prière de corriger ou de confirmer avec le QG. Avertissement!!! Le ménage a consommé 7 Paquet Petit de Thé en sachet, cette quantité semble anormale pour une consommation des 7 derniers jours.Prière de corriger ou de confirmer avec le QG. Avertissement!! le prix unitaire (800 Fcfa) de Thé en sachet (unité: Paquet) de taille Grand est très faible ou élevé. Prière de corriger ou de confirmer avec le QG. Incohérence!! Dans ce ménage, chaque individus consomme par jour 33.74166 Kg  de cereale; Prière de revoir les quantités prises de ces produits. Le prix d'achat unitaire (1200 Fcfa) de Sel en Sac (5 Kg) de taille taille unique est très faible, prière de regarder les reponses prises dans les questions s07bq07a s07bq07b s07bq07c s07bq08 pour mieux corriger. Difficile de consommer le Sel en Boite (Autre que la boite/pot de tomate) Petit prière de verifier.</w:t>
+        <w:t>- Attention ! Le prix unitaire d'achat (2000 Fcfa) de Poivre en Sachets (Moyen) est relativement élevé par rapport aux autres prix observés dans cette zone. Prière de corriger ou de confirmer avec le QG. Attention ! Le prix unitaire d'achat (500 Fcfa) de Poireau en Tas (Moyen) est relativement élevé par rapport aux autres prix observés dans cette zone. Prière de corriger ou de confirmer avec le QG. Attention ! Le prix unitaire d'achat (500 Fcfa) de Tamarin noir en Sachets (Moyen) est relativement élevé par rapport aux autres prix observés dans cette zone. Prière de corriger ou de confirmer avec le QG. Avertissement!!! Le ménage a consommé 7 Paquet Petit de Thé en sachet, cette quantité semble anormale pour une consommation des 7 derniers jours.Prière de corriger ou de confirmer avec le QG. Avertissement!! le prix unitaire (800 Fcfa) de Thé en sachet (unité: Paquet) de taille Grand est très faible ou élevé. Prière de corriger ou de confirmer avec le QG. Incohérence!! Dans ce ménage, chaque individus consomme par jour 62.15476 Kg  de cereale; Prière de revoir les quantités prises de ces produits. Le prix d'achat unitaire (1200 Fcfa) de Sel en Sac (5 Kg) de taille taille unique est très faible, prière de regarder les reponses prises dans les questions s07bq07a s07bq07b s07bq07c s07bq08 pour mieux corriger. Difficile de consommer le Sel en Boite (Autre que la boite/pot de tomate) Petit prière de verifier.</w:t>
       </w:r>
     </w:p>
     <w:p>
@@ -7329,7 +7329,7 @@
         <w:rPr>
           <w:sz w:val="20"/>
         </w:rPr>
-        <w:t>- Attention ! Le prix unitaire d'achat (100 Fcfa) de Oignon frais en Pièce (Moyen) est relativement élevé par rapport aux autres prix observés dans cette zone. Prière de corriger ou de confirmer avec le QG. Attention ! Le prix unitaire d'achat (150 Fcfa) de Courge en Pièce (Petit) est relativement élevé par rapport aux autres prix observés dans cette zone. Prière de corriger ou de confirmer avec le QG. Avertissement!! La quantité (3.5 litre) du produit Huile de soja  consommée  par le ménage semble très élevé, prière de corriger ou confirmer avec le QG. Avertissement!!! Le ménage a consommé 7 Paquet Petit de Thé en sachet, cette quantité semble anormale pour une consommation des 7 derniers jours.Prière de corriger ou de confirmer avec le QG. Avertissement!! le prix unitaire (100 Fcfa) de Thé en sachet (unité: Paquet) de taille Petit est très faible ou élevé. Prière de corriger ou de confirmer avec le QG. Incohérence!! Dans ce ménage, chaque individus consomme par jour 4.345238 Kg  de cereale; Prière de revoir les quantités prises de ces produits. Incohérence!! Dans ce ménage, chaque individus consomme par jour 4.345238 Kg  de cereale; Prière de revoir les quantités prises de ces produits.</w:t>
+        <w:t>- Attention ! Le prix unitaire d'achat (100 Fcfa) de Oignon frais en Pièce (Moyen) est relativement élevé par rapport aux autres prix observés dans cette zone. Prière de corriger ou de confirmer avec le QG. Attention ! Le prix unitaire d'achat (150 Fcfa) de Courge en Pièce (Petit) est relativement élevé par rapport aux autres prix observés dans cette zone. Prière de corriger ou de confirmer avec le QG. Avertissement!! La quantité (3.5 litre) du produit Huile de soja  consommée  par le ménage semble très élevé, prière de corriger ou confirmer avec le QG. Avertissement!!! Le ménage a consommé 7 Paquet Petit de Thé en sachet, cette quantité semble anormale pour une consommation des 7 derniers jours.Prière de corriger ou de confirmer avec le QG. Avertissement!! le prix unitaire (100 Fcfa) de Thé en sachet (unité: Paquet) de taille Petit est très faible ou élevé. Prière de corriger ou de confirmer avec le QG. Incohérence!! Dans ce ménage, chaque individus consomme par jour 7.265715 Kg  de cereale; Prière de revoir les quantités prises de ces produits. Incohérence!! Dans ce ménage, chaque individus consomme par jour 7.265715 Kg  de cereale; Prière de revoir les quantités prises de ces produits.</w:t>
       </w:r>
     </w:p>
     <w:p>
@@ -7901,7 +7901,7 @@
         <w:rPr>
           <w:sz w:val="20"/>
         </w:rPr>
-        <w:t>- Attention ! Le prix unitaire d'achat (25 Fcfa) de Piment frais en Pièce (Petit) est relativement faible par rapport aux autres prix observés dans cette zone. Prière de corriger ou de confirmer avec le QG. Attention ! Le prix unitaire d'achat (25 Fcfa) de Poivre en Sachets (Petit) est relativement faible par rapport aux autres prix observés dans cette zone. Prière de corriger ou de confirmer avec le QG. Avertissement!!! Le ménage a consommé 12 Morceau (Portion) Moyen de Poisson de mer séché (yayeboye), cette quantité semble anormale pour une consommation des 7 derniers jours.Prière de corriger ou de confirmer avec le QG. Avertissement!!! Le ménage a consommé 7 Paquet Moyen de Thé en sachet, cette quantité semble anormale pour une consommation des 7 derniers jours.Prière de corriger ou de confirmer avec le QG. Avertissement!!  le prix unitaire (800 Fcfa) de Thé en sachet en Carton de taille Moyen est très faible ou élevé. Prière de corriger ou de confirmer avec le QG. Le Thé en sachet n'est généralement pas vendu en Carton de taille Moyen mais plutôt en paquet prière de confirmer cette information auprès de l'enqueté et corriger si nécessaire.</w:t>
+        <w:t>- Attention ! Le prix unitaire d'achat (100 Fcfa) de Ail en Tas (Moyen) est relativement élevé par rapport aux autres prix observés dans cette zone. Prière de corriger ou de confirmer avec le QG. Attention ! Le prix unitaire d'achat (25 Fcfa) de Poivre en Sachets (Petit) est relativement faible par rapport aux autres prix observés dans cette zone. Prière de corriger ou de confirmer avec le QG. Attention ! Soupçons de quantité anormale! Le ménage de HAWA NDIAYE avec une taille de 12 personnes a consommé 8 Sachets en Petit de Feuilles de patate qui est relativement élevé comme consommation par rapport à la condition de vie des autres ménages de même taille dans cette zone. Prière de corriger ou de confirmer avec le QG. Avertissement!!! Le ménage a consommé 12 Morceau (Portion) Moyen de Poisson de mer séché (yayeboye), cette quantité semble anormale pour une consommation des 7 derniers jours.Prière de corriger ou de confirmer avec le QG. Avertissement!!! Le ménage a consommé 7 Paquet Moyen de Thé en sachet, cette quantité semble anormale pour une consommation des 7 derniers jours.Prière de corriger ou de confirmer avec le QG. Avertissement!!  le prix unitaire (800 Fcfa) de Thé en sachet en Carton de taille Moyen est très faible ou élevé. Prière de corriger ou de confirmer avec le QG. Le Thé en sachet n'est généralement pas vendu en Carton de taille Moyen mais plutôt en paquet prière de confirmer cette information auprès de l'enqueté et corriger si nécessaire.</w:t>
       </w:r>
     </w:p>
     <w:p>
@@ -8008,6 +8008,8 @@
         <w:rPr>
           <w:sz w:val="20"/>
         </w:rPr>
+        <w:t xml:space="preserve">- Attention ! Téléphone portable a été achété à 150000 Fcfa est relativement élevé par rapport aux autres prix d'achat observés dans cette zone. Prière de corriger ou de confirmer avec le QG. </w:t>
+        <w:br/>
         <w:t>- Avertissement!!! Le prix d'achat (17000) de l'article  Bonbonne de gaz est inférieur aux prix de revente (20000)  avec l'âge du bien atteignant 3 ans. Prière de vérifier ou confirmer avec l'enquêté et mettre les bonnes valeurs après verification, s'il le faut.</w:t>
       </w:r>
     </w:p>
